--- a/docs/TIME_AR_001_Tables.docx
+++ b/docs/TIME_AR_001_Tables.docx
@@ -84,7 +84,7 @@
           </w:tcPr>
           <w:p>
             <w:r>
-              <w:t>26</w:t>
+              <w:t>25</w:t>
             </w:r>
           </w:p>
         </w:tc>
@@ -94,7 +94,7 @@
           </w:tcPr>
           <w:p>
             <w:r>
-              <w:t>0.283</w:t>
+              <w:t>0.272</w:t>
             </w:r>
           </w:p>
         </w:tc>
@@ -180,7 +180,7 @@
           </w:tcPr>
           <w:p>
             <w:r>
-              <w:t>21</w:t>
+              <w:t>22</w:t>
             </w:r>
           </w:p>
         </w:tc>
@@ -190,7 +190,7 @@
           </w:tcPr>
           <w:p>
             <w:r>
-              <w:t>0.228</w:t>
+              <w:t>0.239</w:t>
             </w:r>
           </w:p>
         </w:tc>
@@ -255,6 +255,38 @@
           <w:p>
             <w:r>
               <w:t>0.250</w:t>
+            </w:r>
+          </w:p>
+        </w:tc>
+      </w:tr>
+      <w:tr>
+        <w:tc>
+          <w:tcPr>
+            <w:tcW w:type="dxa" w:w="2880"/>
+          </w:tcPr>
+          <w:p>
+            <w:r>
+              <w:t>T3req_combined</w:t>
+            </w:r>
+          </w:p>
+        </w:tc>
+        <w:tc>
+          <w:tcPr>
+            <w:tcW w:type="dxa" w:w="2880"/>
+          </w:tcPr>
+          <w:p>
+            <w:r>
+              <w:t>13</w:t>
+            </w:r>
+          </w:p>
+        </w:tc>
+        <w:tc>
+          <w:tcPr>
+            <w:tcW w:type="dxa" w:w="2880"/>
+          </w:tcPr>
+          <w:p>
+            <w:r>
+              <w:t>0.141</w:t>
             </w:r>
           </w:p>
         </w:tc>
@@ -396,7 +428,7 @@
           </w:tcPr>
           <w:p>
             <w:r>
-              <w:t>H. sapiens</w:t>
+              <w:t>E. coli</w:t>
             </w:r>
           </w:p>
         </w:tc>
@@ -406,7 +438,7 @@
           </w:tcPr>
           <w:p>
             <w:r>
-              <w:t>Mammalia</w:t>
+              <w:t>Bacteria</w:t>
             </w:r>
           </w:p>
         </w:tc>
@@ -416,7 +448,7 @@
           </w:tcPr>
           <w:p>
             <w:r>
-              <w:t>5.5</w:t>
+              <w:t>3.0</w:t>
             </w:r>
           </w:p>
         </w:tc>
@@ -426,7 +458,7 @@
           </w:tcPr>
           <w:p>
             <w:r>
-              <w:t>8.0</w:t>
+              <w:t>3.0</w:t>
             </w:r>
           </w:p>
         </w:tc>
@@ -436,7 +468,7 @@
           </w:tcPr>
           <w:p>
             <w:r>
-              <w:t>Kinases</w:t>
+              <w:t>ABC transporters</w:t>
             </w:r>
           </w:p>
         </w:tc>
@@ -446,7 +478,7 @@
           </w:tcPr>
           <w:p>
             <w:r>
-              <w:t>9290000.0</w:t>
+              <w:t>20400000000000.0</w:t>
             </w:r>
           </w:p>
         </w:tc>
@@ -456,7 +488,7 @@
           </w:tcPr>
           <w:p>
             <w:r>
-              <w:t>18.5</w:t>
+              <w:t>27323.9</w:t>
             </w:r>
           </w:p>
         </w:tc>
@@ -466,7 +498,7 @@
           </w:tcPr>
           <w:p>
             <w:r>
-              <w:t>7.4</w:t>
+              <w:t>27323.9</w:t>
             </w:r>
           </w:p>
         </w:tc>
@@ -476,7 +508,7 @@
           </w:tcPr>
           <w:p>
             <w:r>
-              <w:t>Tmarg</w:t>
+              <w:t>T2ok</w:t>
             </w:r>
           </w:p>
         </w:tc>
@@ -486,7 +518,7 @@
           </w:tcPr>
           <w:p>
             <w:r>
-              <w:t>T3req</w:t>
+              <w:t>T2ok</w:t>
             </w:r>
           </w:p>
         </w:tc>
@@ -498,7 +530,7 @@
           </w:tcPr>
           <w:p>
             <w:r>
-              <w:t>D. rerio</w:t>
+              <w:t>S. cerevisiae</w:t>
             </w:r>
           </w:p>
         </w:tc>
@@ -508,7 +540,7 @@
           </w:tcPr>
           <w:p>
             <w:r>
-              <w:t>Actinopterygii</w:t>
+              <w:t>Fungi</w:t>
             </w:r>
           </w:p>
         </w:tc>
@@ -518,7 +550,7 @@
           </w:tcPr>
           <w:p>
             <w:r>
-              <w:t>5.5</w:t>
+              <w:t>3.5</w:t>
             </w:r>
           </w:p>
         </w:tc>
@@ -528,7 +560,7 @@
           </w:tcPr>
           <w:p>
             <w:r>
-              <w:t>3.5</w:t>
+              <w:t>4.0</w:t>
             </w:r>
           </w:p>
         </w:tc>
@@ -538,7 +570,7 @@
           </w:tcPr>
           <w:p>
             <w:r>
-              <w:t>Hox (WGD-adj D=3.5)</w:t>
+              <w:t>Kinases</w:t>
             </w:r>
           </w:p>
         </w:tc>
@@ -548,7 +580,7 @@
           </w:tcPr>
           <w:p>
             <w:r>
-              <w:t>1020000000.0</w:t>
+              <w:t>3290000000000.0</w:t>
             </w:r>
           </w:p>
         </w:tc>
@@ -558,7 +590,7 @@
           </w:tcPr>
           <w:p>
             <w:r>
-              <w:t>43.4</w:t>
+              <w:t>3770.0</w:t>
             </w:r>
           </w:p>
         </w:tc>
@@ -568,7 +600,7 @@
           </w:tcPr>
           <w:p>
             <w:r>
-              <w:t>370.0</w:t>
+              <w:t>1346.8</w:t>
             </w:r>
           </w:p>
         </w:tc>
@@ -600,7 +632,7 @@
           </w:tcPr>
           <w:p>
             <w:r>
-              <w:t>O. sativa</w:t>
+              <w:t>H. sapiens</w:t>
             </w:r>
           </w:p>
         </w:tc>
@@ -610,7 +642,7 @@
           </w:tcPr>
           <w:p>
             <w:r>
-              <w:t>Plantae</w:t>
+              <w:t>Mammalia</w:t>
             </w:r>
           </w:p>
         </w:tc>
@@ -630,7 +662,7 @@
           </w:tcPr>
           <w:p>
             <w:r>
-              <w:t>5.5</w:t>
+              <w:t>8.0</w:t>
             </w:r>
           </w:p>
         </w:tc>
@@ -640,7 +672,7 @@
           </w:tcPr>
           <w:p>
             <w:r>
-              <w:t>NBS-LRR</w:t>
+              <w:t>Kinases</w:t>
             </w:r>
           </w:p>
         </w:tc>
@@ -650,7 +682,7 @@
           </w:tcPr>
           <w:p>
             <w:r>
-              <w:t>160000000.0</w:t>
+              <w:t>9290000.0</w:t>
             </w:r>
           </w:p>
         </w:tc>
@@ -660,7 +692,7 @@
           </w:tcPr>
           <w:p>
             <w:r>
-              <w:t>31.0</w:t>
+              <w:t>18.5</w:t>
             </w:r>
           </w:p>
         </w:tc>
@@ -670,7 +702,7 @@
           </w:tcPr>
           <w:p>
             <w:r>
-              <w:t>23.3</w:t>
+              <w:t>7.4</w:t>
             </w:r>
           </w:p>
         </w:tc>
@@ -702,7 +734,7 @@
           </w:tcPr>
           <w:p>
             <w:r>
-              <w:t>A. thaliana</w:t>
+              <w:t>C. elegans</w:t>
             </w:r>
           </w:p>
         </w:tc>
@@ -712,7 +744,7 @@
           </w:tcPr>
           <w:p>
             <w:r>
-              <w:t>Plantae</w:t>
+              <w:t>Nematoda</w:t>
             </w:r>
           </w:p>
         </w:tc>
@@ -722,6 +754,16 @@
           </w:tcPr>
           <w:p>
             <w:r>
+              <w:t>4.5</w:t>
+            </w:r>
+          </w:p>
+        </w:tc>
+        <w:tc>
+          <w:tcPr>
+            <w:tcW w:type="dxa" w:w="864"/>
+          </w:tcPr>
+          <w:p>
+            <w:r>
               <w:t>5.0</w:t>
             </w:r>
           </w:p>
@@ -732,7 +774,7 @@
           </w:tcPr>
           <w:p>
             <w:r>
-              <w:t>5.0</w:t>
+              <w:t>NHR</w:t>
             </w:r>
           </w:p>
         </w:tc>
@@ -742,7 +784,7 @@
           </w:tcPr>
           <w:p>
             <w:r>
-              <w:t>RLKs</w:t>
+              <w:t>62600000000.0</w:t>
             </w:r>
           </w:p>
         </w:tc>
@@ -752,7 +794,7 @@
           </w:tcPr>
           <w:p>
             <w:r>
-              <w:t>3580000000.0</w:t>
+              <w:t>250.7</w:t>
             </w:r>
           </w:p>
         </w:tc>
@@ -762,17 +804,7 @@
           </w:tcPr>
           <w:p>
             <w:r>
-              <w:t>81.4</w:t>
-            </w:r>
-          </w:p>
-        </w:tc>
-        <w:tc>
-          <w:tcPr>
-            <w:tcW w:type="dxa" w:w="864"/>
-          </w:tcPr>
-          <w:p>
-            <w:r>
-              <w:t>81.4</w:t>
+              <w:t>144.3</w:t>
             </w:r>
           </w:p>
         </w:tc>
@@ -804,7 +836,7 @@
           </w:tcPr>
           <w:p>
             <w:r>
-              <w:t>C. elegans</w:t>
+              <w:t>D. melanogaster</w:t>
             </w:r>
           </w:p>
         </w:tc>
@@ -814,7 +846,7 @@
           </w:tcPr>
           <w:p>
             <w:r>
-              <w:t>Nematoda</w:t>
+              <w:t>Insecta</w:t>
             </w:r>
           </w:p>
         </w:tc>
@@ -824,7 +856,7 @@
           </w:tcPr>
           <w:p>
             <w:r>
-              <w:t>4.5</w:t>
+              <w:t>4.0</w:t>
             </w:r>
           </w:p>
         </w:tc>
@@ -834,7 +866,7 @@
           </w:tcPr>
           <w:p>
             <w:r>
-              <w:t>5.0</w:t>
+              <w:t>4.0</w:t>
             </w:r>
           </w:p>
         </w:tc>
@@ -844,7 +876,7 @@
           </w:tcPr>
           <w:p>
             <w:r>
-              <w:t>NHR</w:t>
+              <w:t>ORs</w:t>
             </w:r>
           </w:p>
         </w:tc>
@@ -854,7 +886,7 @@
           </w:tcPr>
           <w:p>
             <w:r>
-              <w:t>62600000000.0</w:t>
+              <w:t>6520000000.0</w:t>
             </w:r>
           </w:p>
         </w:tc>
@@ -864,7 +896,7 @@
           </w:tcPr>
           <w:p>
             <w:r>
-              <w:t>250.7</w:t>
+              <w:t>284.2</w:t>
             </w:r>
           </w:p>
         </w:tc>
@@ -874,7 +906,7 @@
           </w:tcPr>
           <w:p>
             <w:r>
-              <w:t>144.3</w:t>
+              <w:t>284.2</w:t>
             </w:r>
           </w:p>
         </w:tc>
@@ -906,7 +938,7 @@
           </w:tcPr>
           <w:p>
             <w:r>
-              <w:t>D. melanogaster</w:t>
+              <w:t>A. thaliana</w:t>
             </w:r>
           </w:p>
         </w:tc>
@@ -916,7 +948,7 @@
           </w:tcPr>
           <w:p>
             <w:r>
-              <w:t>Insecta</w:t>
+              <w:t>Plantae</w:t>
             </w:r>
           </w:p>
         </w:tc>
@@ -926,7 +958,7 @@
           </w:tcPr>
           <w:p>
             <w:r>
-              <w:t>4.0</w:t>
+              <w:t>5.0</w:t>
             </w:r>
           </w:p>
         </w:tc>
@@ -936,7 +968,7 @@
           </w:tcPr>
           <w:p>
             <w:r>
-              <w:t>4.0</w:t>
+              <w:t>5.0</w:t>
             </w:r>
           </w:p>
         </w:tc>
@@ -946,7 +978,7 @@
           </w:tcPr>
           <w:p>
             <w:r>
-              <w:t>ORs</w:t>
+              <w:t>RLKs</w:t>
             </w:r>
           </w:p>
         </w:tc>
@@ -956,7 +988,7 @@
           </w:tcPr>
           <w:p>
             <w:r>
-              <w:t>6520000000.0</w:t>
+              <w:t>3580000000.0</w:t>
             </w:r>
           </w:p>
         </w:tc>
@@ -966,7 +998,7 @@
           </w:tcPr>
           <w:p>
             <w:r>
-              <w:t>284.2</w:t>
+              <w:t>81.4</w:t>
             </w:r>
           </w:p>
         </w:tc>
@@ -976,7 +1008,7 @@
           </w:tcPr>
           <w:p>
             <w:r>
-              <w:t>284.2</w:t>
+              <w:t>81.4</w:t>
             </w:r>
           </w:p>
         </w:tc>
@@ -1008,7 +1040,7 @@
           </w:tcPr>
           <w:p>
             <w:r>
-              <w:t>E. coli</w:t>
+              <w:t>D. discoideum</w:t>
             </w:r>
           </w:p>
         </w:tc>
@@ -1018,7 +1050,7 @@
           </w:tcPr>
           <w:p>
             <w:r>
-              <w:t>Bacteria</w:t>
+              <w:t>Amoebozoa</w:t>
             </w:r>
           </w:p>
         </w:tc>
@@ -1028,7 +1060,7 @@
           </w:tcPr>
           <w:p>
             <w:r>
-              <w:t>3.0</w:t>
+              <w:t>3.5</w:t>
             </w:r>
           </w:p>
         </w:tc>
@@ -1038,7 +1070,7 @@
           </w:tcPr>
           <w:p>
             <w:r>
-              <w:t>3.0</w:t>
+              <w:t>4.0</w:t>
             </w:r>
           </w:p>
         </w:tc>
@@ -1048,7 +1080,7 @@
           </w:tcPr>
           <w:p>
             <w:r>
-              <w:t>ABC transporters</w:t>
+              <w:t>PKS</w:t>
             </w:r>
           </w:p>
         </w:tc>
@@ -1058,7 +1090,7 @@
           </w:tcPr>
           <w:p>
             <w:r>
-              <w:t>20400000000000.0</w:t>
+              <w:t>2190000000000.0</w:t>
             </w:r>
           </w:p>
         </w:tc>
@@ -1068,7 +1100,7 @@
           </w:tcPr>
           <w:p>
             <w:r>
-              <w:t>27323.9</w:t>
+              <w:t>3356.1</w:t>
             </w:r>
           </w:p>
         </w:tc>
@@ -1078,7 +1110,7 @@
           </w:tcPr>
           <w:p>
             <w:r>
-              <w:t>27323.9</w:t>
+              <w:t>1216.5</w:t>
             </w:r>
           </w:p>
         </w:tc>
@@ -1088,7 +1120,7 @@
           </w:tcPr>
           <w:p>
             <w:r>
-              <w:t>T2ok</w:t>
+              <w:t>Tmarg</w:t>
             </w:r>
           </w:p>
         </w:tc>
@@ -1098,7 +1130,7 @@
           </w:tcPr>
           <w:p>
             <w:r>
-              <w:t>T2ok</w:t>
+              <w:t>Tmarg</w:t>
             </w:r>
           </w:p>
         </w:tc>
@@ -1110,7 +1142,7 @@
           </w:tcPr>
           <w:p>
             <w:r>
-              <w:t>S. cerevisiae</w:t>
+              <w:t>S. pombe</w:t>
             </w:r>
           </w:p>
         </w:tc>
@@ -1130,7 +1162,7 @@
           </w:tcPr>
           <w:p>
             <w:r>
-              <w:t>3.5</w:t>
+              <w:t>3.0</w:t>
             </w:r>
           </w:p>
         </w:tc>
@@ -1140,7 +1172,7 @@
           </w:tcPr>
           <w:p>
             <w:r>
-              <w:t>4.0</w:t>
+              <w:t>3.0</w:t>
             </w:r>
           </w:p>
         </w:tc>
@@ -1160,7 +1192,7 @@
           </w:tcPr>
           <w:p>
             <w:r>
-              <w:t>3290000000000.0</w:t>
+              <w:t>2190000000000.0</w:t>
             </w:r>
           </w:p>
         </w:tc>
@@ -1170,7 +1202,7 @@
           </w:tcPr>
           <w:p>
             <w:r>
-              <w:t>3770.0</w:t>
+              <w:t>12986.2</w:t>
             </w:r>
           </w:p>
         </w:tc>
@@ -1180,7 +1212,7 @@
           </w:tcPr>
           <w:p>
             <w:r>
-              <w:t>1346.8</w:t>
+              <w:t>12986.2</w:t>
             </w:r>
           </w:p>
         </w:tc>
@@ -1190,7 +1222,7 @@
           </w:tcPr>
           <w:p>
             <w:r>
-              <w:t>Tmarg</w:t>
+              <w:t>T2ok</w:t>
             </w:r>
           </w:p>
         </w:tc>
@@ -1200,7 +1232,7 @@
           </w:tcPr>
           <w:p>
             <w:r>
-              <w:t>Tmarg</w:t>
+              <w:t>T2ok</w:t>
             </w:r>
           </w:p>
         </w:tc>
@@ -1314,7 +1346,7 @@
           </w:tcPr>
           <w:p>
             <w:r>
-              <w:t>S. pombe</w:t>
+              <w:t>O. sativa</w:t>
             </w:r>
           </w:p>
         </w:tc>
@@ -1324,7 +1356,7 @@
           </w:tcPr>
           <w:p>
             <w:r>
-              <w:t>Fungi</w:t>
+              <w:t>Plantae</w:t>
             </w:r>
           </w:p>
         </w:tc>
@@ -1334,7 +1366,7 @@
           </w:tcPr>
           <w:p>
             <w:r>
-              <w:t>3.0</w:t>
+              <w:t>5.5</w:t>
             </w:r>
           </w:p>
         </w:tc>
@@ -1344,7 +1376,7 @@
           </w:tcPr>
           <w:p>
             <w:r>
-              <w:t>3.0</w:t>
+              <w:t>5.5</w:t>
             </w:r>
           </w:p>
         </w:tc>
@@ -1354,7 +1386,7 @@
           </w:tcPr>
           <w:p>
             <w:r>
-              <w:t>Kinases</w:t>
+              <w:t>NBS-LRR</w:t>
             </w:r>
           </w:p>
         </w:tc>
@@ -1364,7 +1396,7 @@
           </w:tcPr>
           <w:p>
             <w:r>
-              <w:t>2190000000000.0</w:t>
+              <w:t>160000000.0</w:t>
             </w:r>
           </w:p>
         </w:tc>
@@ -1374,7 +1406,7 @@
           </w:tcPr>
           <w:p>
             <w:r>
-              <w:t>12986.2</w:t>
+              <w:t>31.0</w:t>
             </w:r>
           </w:p>
         </w:tc>
@@ -1384,7 +1416,7 @@
           </w:tcPr>
           <w:p>
             <w:r>
-              <w:t>12986.2</w:t>
+              <w:t>31.0</w:t>
             </w:r>
           </w:p>
         </w:tc>
@@ -1394,7 +1426,7 @@
           </w:tcPr>
           <w:p>
             <w:r>
-              <w:t>T2ok</w:t>
+              <w:t>Tmarg</w:t>
             </w:r>
           </w:p>
         </w:tc>
@@ -1404,7 +1436,7 @@
           </w:tcPr>
           <w:p>
             <w:r>
-              <w:t>T2ok</w:t>
+              <w:t>T3req</w:t>
             </w:r>
           </w:p>
         </w:tc>
@@ -1416,7 +1448,7 @@
           </w:tcPr>
           <w:p>
             <w:r>
-              <w:t>F. albicollis</w:t>
+              <w:t>D. rerio</w:t>
             </w:r>
           </w:p>
         </w:tc>
@@ -1426,7 +1458,7 @@
           </w:tcPr>
           <w:p>
             <w:r>
-              <w:t>Aves</w:t>
+              <w:t>Actinopterygii</w:t>
             </w:r>
           </w:p>
         </w:tc>
@@ -1436,6 +1468,16 @@
           </w:tcPr>
           <w:p>
             <w:r>
+              <w:t>5.5</w:t>
+            </w:r>
+          </w:p>
+        </w:tc>
+        <w:tc>
+          <w:tcPr>
+            <w:tcW w:type="dxa" w:w="864"/>
+          </w:tcPr>
+          <w:p>
+            <w:r>
               <w:t>3.5</w:t>
             </w:r>
           </w:p>
@@ -1446,7 +1488,7 @@
           </w:tcPr>
           <w:p>
             <w:r>
-              <w:t>4.0</w:t>
+              <w:t>Hox clusters (WGD-adj D=3.5)</w:t>
             </w:r>
           </w:p>
         </w:tc>
@@ -1456,7 +1498,7 @@
           </w:tcPr>
           <w:p>
             <w:r>
-              <w:t>Kinases</w:t>
+              <w:t>1020000000.0</w:t>
             </w:r>
           </w:p>
         </w:tc>
@@ -1466,7 +1508,7 @@
           </w:tcPr>
           <w:p>
             <w:r>
-              <w:t>75000000.0</w:t>
+              <w:t>43.4</w:t>
             </w:r>
           </w:p>
         </w:tc>
@@ -1476,17 +1518,7 @@
           </w:tcPr>
           <w:p>
             <w:r>
-              <w:t>177.8</w:t>
-            </w:r>
-          </w:p>
-        </w:tc>
-        <w:tc>
-          <w:tcPr>
-            <w:tcW w:type="dxa" w:w="864"/>
-          </w:tcPr>
-          <w:p>
-            <w:r>
-              <w:t>93.1</w:t>
+              <w:t>374.9</w:t>
             </w:r>
           </w:p>
         </w:tc>
@@ -1518,7 +1550,7 @@
           </w:tcPr>
           <w:p>
             <w:r>
-              <w:t>D. discoideum</w:t>
+              <w:t>S. solfataricus</w:t>
             </w:r>
           </w:p>
         </w:tc>
@@ -1528,7 +1560,7 @@
           </w:tcPr>
           <w:p>
             <w:r>
-              <w:t>Amoebozoa</w:t>
+              <w:t>Crenarchaeota</w:t>
             </w:r>
           </w:p>
         </w:tc>
@@ -1538,7 +1570,7 @@
           </w:tcPr>
           <w:p>
             <w:r>
-              <w:t>3.5</w:t>
+              <w:t>2.5</w:t>
             </w:r>
           </w:p>
         </w:tc>
@@ -1548,7 +1580,7 @@
           </w:tcPr>
           <w:p>
             <w:r>
-              <w:t>4.0</w:t>
+              <w:t>3.0</w:t>
             </w:r>
           </w:p>
         </w:tc>
@@ -1558,7 +1590,7 @@
           </w:tcPr>
           <w:p>
             <w:r>
-              <w:t>PKS</w:t>
+              <w:t>GH</w:t>
             </w:r>
           </w:p>
         </w:tc>
@@ -1568,7 +1600,7 @@
           </w:tcPr>
           <w:p>
             <w:r>
-              <w:t>2190000000000.0</w:t>
+              <w:t>6570000000000.0</w:t>
             </w:r>
           </w:p>
         </w:tc>
@@ -1578,7 +1610,7 @@
           </w:tcPr>
           <w:p>
             <w:r>
-              <w:t>3356.1</w:t>
+              <w:t>133975.7</w:t>
             </w:r>
           </w:p>
         </w:tc>
@@ -1588,7 +1620,7 @@
           </w:tcPr>
           <w:p>
             <w:r>
-              <w:t>1216.5</w:t>
+              <w:t>18729.3</w:t>
             </w:r>
           </w:p>
         </w:tc>
@@ -1598,7 +1630,7 @@
           </w:tcPr>
           <w:p>
             <w:r>
-              <w:t>Tmarg</w:t>
+              <w:t>T2ok</w:t>
             </w:r>
           </w:p>
         </w:tc>
@@ -1608,7 +1640,7 @@
           </w:tcPr>
           <w:p>
             <w:r>
-              <w:t>Tmarg</w:t>
+              <w:t>T2ok</w:t>
             </w:r>
           </w:p>
         </w:tc>
@@ -1620,7 +1652,7 @@
           </w:tcPr>
           <w:p>
             <w:r>
-              <w:t>S. solfataricus</w:t>
+              <w:t>M. jannaschii</w:t>
             </w:r>
           </w:p>
         </w:tc>
@@ -1630,7 +1662,7 @@
           </w:tcPr>
           <w:p>
             <w:r>
-              <w:t>Crenarchaeota</w:t>
+              <w:t>Euryarchaeota</w:t>
             </w:r>
           </w:p>
         </w:tc>
@@ -1640,7 +1672,7 @@
           </w:tcPr>
           <w:p>
             <w:r>
-              <w:t>2.5</w:t>
+              <w:t>2.0</w:t>
             </w:r>
           </w:p>
         </w:tc>
@@ -1650,7 +1682,7 @@
           </w:tcPr>
           <w:p>
             <w:r>
-              <w:t>3.0</w:t>
+              <w:t>2.0</w:t>
             </w:r>
           </w:p>
         </w:tc>
@@ -1660,7 +1692,7 @@
           </w:tcPr>
           <w:p>
             <w:r>
-              <w:t>GH</w:t>
+              <w:t>MCR</w:t>
             </w:r>
           </w:p>
         </w:tc>
@@ -1670,7 +1702,7 @@
           </w:tcPr>
           <w:p>
             <w:r>
-              <w:t>6570000000000.0</w:t>
+              <w:t>17500000000000.0</w:t>
             </w:r>
           </w:p>
         </w:tc>
@@ -1680,7 +1712,7 @@
           </w:tcPr>
           <w:p>
             <w:r>
-              <w:t>133975.7</w:t>
+              <w:t>4183300.1</w:t>
             </w:r>
           </w:p>
         </w:tc>
@@ -1690,7 +1722,7 @@
           </w:tcPr>
           <w:p>
             <w:r>
-              <w:t>18729.3</w:t>
+              <w:t>4183300.1</w:t>
             </w:r>
           </w:p>
         </w:tc>
@@ -1722,7 +1754,7 @@
           </w:tcPr>
           <w:p>
             <w:r>
-              <w:t>M. jannaschii</w:t>
+              <w:t>H. salinarum</w:t>
             </w:r>
           </w:p>
         </w:tc>
@@ -1742,7 +1774,7 @@
           </w:tcPr>
           <w:p>
             <w:r>
-              <w:t>2.0</w:t>
+              <w:t>2.5</w:t>
             </w:r>
           </w:p>
         </w:tc>
@@ -1752,7 +1784,7 @@
           </w:tcPr>
           <w:p>
             <w:r>
-              <w:t>2.0</w:t>
+              <w:t>3.0</w:t>
             </w:r>
           </w:p>
         </w:tc>
@@ -1762,7 +1794,7 @@
           </w:tcPr>
           <w:p>
             <w:r>
-              <w:t>MCR</w:t>
+              <w:t>Htr</w:t>
             </w:r>
           </w:p>
         </w:tc>
@@ -1772,7 +1804,7 @@
           </w:tcPr>
           <w:p>
             <w:r>
-              <w:t>17500000000000.0</w:t>
+              <w:t>1750000000000.0</w:t>
             </w:r>
           </w:p>
         </w:tc>
@@ -1782,7 +1814,7 @@
           </w:tcPr>
           <w:p>
             <w:r>
-              <w:t>4183300.1</w:t>
+              <w:t>78925.1</w:t>
             </w:r>
           </w:p>
         </w:tc>
@@ -1792,7 +1824,7 @@
           </w:tcPr>
           <w:p>
             <w:r>
-              <w:t>4183300.1</w:t>
+              <w:t>12050.7</w:t>
             </w:r>
           </w:p>
         </w:tc>
@@ -1824,7 +1856,7 @@
           </w:tcPr>
           <w:p>
             <w:r>
-              <w:t>H. salinarum</w:t>
+              <w:t>F. albicollis</w:t>
             </w:r>
           </w:p>
         </w:tc>
@@ -1834,7 +1866,7 @@
           </w:tcPr>
           <w:p>
             <w:r>
-              <w:t>Euryarchaeota</w:t>
+              <w:t>Aves</w:t>
             </w:r>
           </w:p>
         </w:tc>
@@ -1844,7 +1876,7 @@
           </w:tcPr>
           <w:p>
             <w:r>
-              <w:t>2.5</w:t>
+              <w:t>3.5</w:t>
             </w:r>
           </w:p>
         </w:tc>
@@ -1854,7 +1886,7 @@
           </w:tcPr>
           <w:p>
             <w:r>
-              <w:t>3.0</w:t>
+              <w:t>4.0</w:t>
             </w:r>
           </w:p>
         </w:tc>
@@ -1864,7 +1896,7 @@
           </w:tcPr>
           <w:p>
             <w:r>
-              <w:t>Htr</w:t>
+              <w:t>Kinases</w:t>
             </w:r>
           </w:p>
         </w:tc>
@@ -1874,7 +1906,7 @@
           </w:tcPr>
           <w:p>
             <w:r>
-              <w:t>1750000000000.0</w:t>
+              <w:t>75000000.0</w:t>
             </w:r>
           </w:p>
         </w:tc>
@@ -1884,7 +1916,7 @@
           </w:tcPr>
           <w:p>
             <w:r>
-              <w:t>78925.1</w:t>
+              <w:t>177.8</w:t>
             </w:r>
           </w:p>
         </w:tc>
@@ -1894,7 +1926,7 @@
           </w:tcPr>
           <w:p>
             <w:r>
-              <w:t>12050.7</w:t>
+              <w:t>93.1</w:t>
             </w:r>
           </w:p>
         </w:tc>
@@ -1904,7 +1936,7 @@
           </w:tcPr>
           <w:p>
             <w:r>
-              <w:t>T2ok</w:t>
+              <w:t>Tmarg</w:t>
             </w:r>
           </w:p>
         </w:tc>
@@ -1914,7 +1946,7 @@
           </w:tcPr>
           <w:p>
             <w:r>
-              <w:t>T2ok</w:t>
+              <w:t>Tmarg</w:t>
             </w:r>
           </w:p>
         </w:tc>
@@ -2331,7 +2363,7 @@
           </w:tcPr>
           <w:p>
             <w:r>
-              <w:t>9300000.0</w:t>
+              <w:t>9290000.0</w:t>
             </w:r>
           </w:p>
         </w:tc>
@@ -2363,7 +2395,7 @@
           </w:tcPr>
           <w:p>
             <w:r>
-              <w:t>Amphioxus TLR</w:t>
+              <w:t>GPCR superfamily</w:t>
             </w:r>
           </w:p>
         </w:tc>
@@ -2373,7 +2405,7 @@
           </w:tcPr>
           <w:p>
             <w:r>
-              <w:t>9.0</w:t>
+              <w:t>7.5</w:t>
             </w:r>
           </w:p>
         </w:tc>
@@ -2383,7 +2415,7 @@
           </w:tcPr>
           <w:p>
             <w:r>
-              <w:t>400000000.0</w:t>
+              <w:t>9290000.0</w:t>
             </w:r>
           </w:p>
         </w:tc>
@@ -2393,7 +2425,7 @@
           </w:tcPr>
           <w:p>
             <w:r>
-              <w:t>9.0</w:t>
+              <w:t>8.5</w:t>
             </w:r>
           </w:p>
         </w:tc>
@@ -2415,7 +2447,7 @@
           </w:tcPr>
           <w:p>
             <w:r>
-              <w:t>Chess opening trees (branching)</w:t>
+              <w:t>Zinc finger TFs (KRAB-ZF)</w:t>
             </w:r>
           </w:p>
         </w:tc>
@@ -2425,7 +2457,7 @@
           </w:tcPr>
           <w:p>
             <w:r>
-              <w:t>10.0</w:t>
+              <w:t>7.5</w:t>
             </w:r>
           </w:p>
         </w:tc>
@@ -2435,7 +2467,7 @@
           </w:tcPr>
           <w:p>
             <w:r>
-              <w:t>10000000000.0</w:t>
+              <w:t>9290000.0</w:t>
             </w:r>
           </w:p>
         </w:tc>
@@ -2445,7 +2477,7 @@
           </w:tcPr>
           <w:p>
             <w:r>
-              <w:t>10.0</w:t>
+              <w:t>8.5</w:t>
             </w:r>
           </w:p>
         </w:tc>
@@ -2455,7 +2487,7 @@
           </w:tcPr>
           <w:p>
             <w:r>
-              <w:t>Tmarg_cultural</w:t>
+              <w:t>T3req</w:t>
             </w:r>
           </w:p>
         </w:tc>
@@ -2467,7 +2499,7 @@
           </w:tcPr>
           <w:p>
             <w:r>
-              <w:t>GPCR superfamily</w:t>
+              <w:t>Amphioxus TLR</w:t>
             </w:r>
           </w:p>
         </w:tc>
@@ -2477,7 +2509,7 @@
           </w:tcPr>
           <w:p>
             <w:r>
-              <w:t>7.5</w:t>
+              <w:t>9.0</w:t>
             </w:r>
           </w:p>
         </w:tc>
@@ -2487,7 +2519,7 @@
           </w:tcPr>
           <w:p>
             <w:r>
-              <w:t>9300000.0</w:t>
+              <w:t>400000000.0</w:t>
             </w:r>
           </w:p>
         </w:tc>
@@ -2497,7 +2529,7 @@
           </w:tcPr>
           <w:p>
             <w:r>
-              <w:t>11.0</w:t>
+              <w:t>9.0</w:t>
             </w:r>
           </w:p>
         </w:tc>
@@ -2519,7 +2551,7 @@
           </w:tcPr>
           <w:p>
             <w:r>
-              <w:t>Zinc finger TFs (KRAB-ZF)</w:t>
+              <w:t>Chess opening trees (branching)</w:t>
             </w:r>
           </w:p>
         </w:tc>
@@ -2529,7 +2561,7 @@
           </w:tcPr>
           <w:p>
             <w:r>
-              <w:t>7.5</w:t>
+              <w:t>10.0</w:t>
             </w:r>
           </w:p>
         </w:tc>
@@ -2539,7 +2571,7 @@
           </w:tcPr>
           <w:p>
             <w:r>
-              <w:t>9300000.0</w:t>
+              <w:t>10000000000.0</w:t>
             </w:r>
           </w:p>
         </w:tc>
@@ -2549,7 +2581,7 @@
           </w:tcPr>
           <w:p>
             <w:r>
-              <w:t>11.0</w:t>
+              <w:t>10.0</w:t>
             </w:r>
           </w:p>
         </w:tc>
@@ -2559,7 +2591,7 @@
           </w:tcPr>
           <w:p>
             <w:r>
-              <w:t>T3req</w:t>
+              <w:t>Tmarg_cultural</w:t>
             </w:r>
           </w:p>
         </w:tc>
@@ -2571,7 +2603,7 @@
           </w:tcPr>
           <w:p>
             <w:r>
-              <w:t>Homeodomain TFs</w:t>
+              <w:t>Olfactory receptors</w:t>
             </w:r>
           </w:p>
         </w:tc>
@@ -2591,7 +2623,7 @@
           </w:tcPr>
           <w:p>
             <w:r>
-              <w:t>9300000.0</w:t>
+              <w:t>9290000.0</w:t>
             </w:r>
           </w:p>
         </w:tc>
@@ -2611,7 +2643,7 @@
           </w:tcPr>
           <w:p>
             <w:r>
-              <w:t>Tmarg</w:t>
+              <w:t>T3req</w:t>
             </w:r>
           </w:p>
         </w:tc>
@@ -2643,7 +2675,7 @@
           </w:tcPr>
           <w:p>
             <w:r>
-              <w:t>9300000.0</w:t>
+              <w:t>9290000.0</w:t>
             </w:r>
           </w:p>
         </w:tc>
@@ -2695,7 +2727,7 @@
           </w:tcPr>
           <w:p>
             <w:r>
-              <w:t>9300000.0</w:t>
+              <w:t>9290000.0</w:t>
             </w:r>
           </w:p>
         </w:tc>
@@ -2779,7 +2811,7 @@
           </w:tcPr>
           <w:p>
             <w:r>
-              <w:t>Olfactory receptors</w:t>
+              <w:t>H. sapiens</w:t>
             </w:r>
           </w:p>
         </w:tc>
@@ -2789,7 +2821,7 @@
           </w:tcPr>
           <w:p>
             <w:r>
-              <w:t>6.5</w:t>
+              <w:t>5.5</w:t>
             </w:r>
           </w:p>
         </w:tc>
@@ -2799,7 +2831,7 @@
           </w:tcPr>
           <w:p>
             <w:r>
-              <w:t>9300000.0</w:t>
+              <w:t>9290000.0</w:t>
             </w:r>
           </w:p>
         </w:tc>
@@ -2809,7 +2841,7 @@
           </w:tcPr>
           <w:p>
             <w:r>
-              <w:t>18.0</w:t>
+              <w:t>18.5</w:t>
             </w:r>
           </w:p>
         </w:tc>
@@ -2831,7 +2863,7 @@
           </w:tcPr>
           <w:p>
             <w:r>
-              <w:t>H. sapiens</w:t>
+              <w:t>Homeodomain TFs</w:t>
             </w:r>
           </w:p>
         </w:tc>
@@ -2841,7 +2873,7 @@
           </w:tcPr>
           <w:p>
             <w:r>
-              <w:t>5.5</w:t>
+              <w:t>6.5</w:t>
             </w:r>
           </w:p>
         </w:tc>
@@ -2871,7 +2903,7 @@
           </w:tcPr>
           <w:p>
             <w:r>
-              <w:t>T3req</w:t>
+              <w:t>Tmarg</w:t>
             </w:r>
           </w:p>
         </w:tc>
@@ -2883,7 +2915,7 @@
           </w:tcPr>
           <w:p>
             <w:r>
-              <w:t>Hox clusters</w:t>
+              <w:t>Patent citation genealogy</w:t>
             </w:r>
           </w:p>
         </w:tc>
@@ -2903,7 +2935,7 @@
           </w:tcPr>
           <w:p>
             <w:r>
-              <w:t>9300000.0</w:t>
+              <w:t>10000000.0</w:t>
             </w:r>
           </w:p>
         </w:tc>
@@ -2913,7 +2945,7 @@
           </w:tcPr>
           <w:p>
             <w:r>
-              <w:t>18.5</w:t>
+              <w:t>18.7</w:t>
             </w:r>
           </w:p>
         </w:tc>
@@ -2923,7 +2955,7 @@
           </w:tcPr>
           <w:p>
             <w:r>
-              <w:t>Tmarg</w:t>
+              <w:t>Tmarg_cultural</w:t>
             </w:r>
           </w:p>
         </w:tc>
@@ -2935,7 +2967,7 @@
           </w:tcPr>
           <w:p>
             <w:r>
-              <w:t>bHLH TFs</w:t>
+              <w:t>Mathematical notation</w:t>
             </w:r>
           </w:p>
         </w:tc>
@@ -2945,7 +2977,7 @@
           </w:tcPr>
           <w:p>
             <w:r>
-              <w:t>5.5</w:t>
+              <w:t>7.0</w:t>
             </w:r>
           </w:p>
         </w:tc>
@@ -2955,7 +2987,7 @@
           </w:tcPr>
           <w:p>
             <w:r>
-              <w:t>9300000.0</w:t>
+              <w:t>1000000000.0</w:t>
             </w:r>
           </w:p>
         </w:tc>
@@ -2965,7 +2997,7 @@
           </w:tcPr>
           <w:p>
             <w:r>
-              <w:t>18.5</w:t>
+              <w:t>19.3</w:t>
             </w:r>
           </w:p>
         </w:tc>
@@ -2975,7 +3007,7 @@
           </w:tcPr>
           <w:p>
             <w:r>
-              <w:t>Tmarg</w:t>
+              <w:t>Tmarg_cultural</w:t>
             </w:r>
           </w:p>
         </w:tc>
@@ -2987,7 +3019,7 @@
           </w:tcPr>
           <w:p>
             <w:r>
-              <w:t>Patent citation genealogy</w:t>
+              <w:t>FGF family</w:t>
             </w:r>
           </w:p>
         </w:tc>
@@ -2997,7 +3029,7 @@
           </w:tcPr>
           <w:p>
             <w:r>
-              <w:t>5.5</w:t>
+              <w:t>5.0</w:t>
             </w:r>
           </w:p>
         </w:tc>
@@ -3007,7 +3039,7 @@
           </w:tcPr>
           <w:p>
             <w:r>
-              <w:t>10000000.0</w:t>
+              <w:t>9300000.0</w:t>
             </w:r>
           </w:p>
         </w:tc>
@@ -3017,7 +3049,7 @@
           </w:tcPr>
           <w:p>
             <w:r>
-              <w:t>18.7</w:t>
+              <w:t>24.8</w:t>
             </w:r>
           </w:p>
         </w:tc>
@@ -3027,7 +3059,7 @@
           </w:tcPr>
           <w:p>
             <w:r>
-              <w:t>Tmarg_cultural</w:t>
+              <w:t>Tmarg</w:t>
             </w:r>
           </w:p>
         </w:tc>
@@ -3039,7 +3071,7 @@
           </w:tcPr>
           <w:p>
             <w:r>
-              <w:t>Mathematical notation</w:t>
+              <w:t>Wnt family</w:t>
             </w:r>
           </w:p>
         </w:tc>
@@ -3049,7 +3081,7 @@
           </w:tcPr>
           <w:p>
             <w:r>
-              <w:t>7.0</w:t>
+              <w:t>5.0</w:t>
             </w:r>
           </w:p>
         </w:tc>
@@ -3059,7 +3091,7 @@
           </w:tcPr>
           <w:p>
             <w:r>
-              <w:t>1000000000.0</w:t>
+              <w:t>9300000.0</w:t>
             </w:r>
           </w:p>
         </w:tc>
@@ -3069,7 +3101,7 @@
           </w:tcPr>
           <w:p>
             <w:r>
-              <w:t>19.3</w:t>
+              <w:t>24.8</w:t>
             </w:r>
           </w:p>
         </w:tc>
@@ -3079,7 +3111,7 @@
           </w:tcPr>
           <w:p>
             <w:r>
-              <w:t>Tmarg_cultural</w:t>
+              <w:t>Tmarg</w:t>
             </w:r>
           </w:p>
         </w:tc>
@@ -3091,7 +3123,7 @@
           </w:tcPr>
           <w:p>
             <w:r>
-              <w:t>Rice NBS-LRR</w:t>
+              <w:t>Eph/ephrin family</w:t>
             </w:r>
           </w:p>
         </w:tc>
@@ -3101,7 +3133,7 @@
           </w:tcPr>
           <w:p>
             <w:r>
-              <w:t>5.5</w:t>
+              <w:t>5.0</w:t>
             </w:r>
           </w:p>
         </w:tc>
@@ -3111,7 +3143,7 @@
           </w:tcPr>
           <w:p>
             <w:r>
-              <w:t>160000000.0</w:t>
+              <w:t>9300000.0</w:t>
             </w:r>
           </w:p>
         </w:tc>
@@ -3121,7 +3153,7 @@
           </w:tcPr>
           <w:p>
             <w:r>
-              <w:t>23.0</w:t>
+              <w:t>24.8</w:t>
             </w:r>
           </w:p>
         </w:tc>
@@ -3131,7 +3163,7 @@
           </w:tcPr>
           <w:p>
             <w:r>
-              <w:t>T3req</w:t>
+              <w:t>Tmarg</w:t>
             </w:r>
           </w:p>
         </w:tc>
@@ -3143,7 +3175,7 @@
           </w:tcPr>
           <w:p>
             <w:r>
-              <w:t>FGF family</w:t>
+              <w:t>Musical composition forms</w:t>
             </w:r>
           </w:p>
         </w:tc>
@@ -3153,7 +3185,7 @@
           </w:tcPr>
           <w:p>
             <w:r>
-              <w:t>5.0</w:t>
+              <w:t>5.5</w:t>
             </w:r>
           </w:p>
         </w:tc>
@@ -3163,7 +3195,7 @@
           </w:tcPr>
           <w:p>
             <w:r>
-              <w:t>9300000.0</w:t>
+              <w:t>100000000.0</w:t>
             </w:r>
           </w:p>
         </w:tc>
@@ -3173,7 +3205,7 @@
           </w:tcPr>
           <w:p>
             <w:r>
-              <w:t>24.8</w:t>
+              <w:t>28.5</w:t>
             </w:r>
           </w:p>
         </w:tc>
@@ -3183,7 +3215,7 @@
           </w:tcPr>
           <w:p>
             <w:r>
-              <w:t>Tmarg</w:t>
+              <w:t>Tmarg_cultural</w:t>
             </w:r>
           </w:p>
         </w:tc>
@@ -3195,7 +3227,7 @@
           </w:tcPr>
           <w:p>
             <w:r>
-              <w:t>Wnt family</w:t>
+              <w:t>O. sativa</w:t>
             </w:r>
           </w:p>
         </w:tc>
@@ -3205,7 +3237,7 @@
           </w:tcPr>
           <w:p>
             <w:r>
-              <w:t>5.0</w:t>
+              <w:t>5.5</w:t>
             </w:r>
           </w:p>
         </w:tc>
@@ -3215,7 +3247,7 @@
           </w:tcPr>
           <w:p>
             <w:r>
-              <w:t>9300000.0</w:t>
+              <w:t>160000000.0</w:t>
             </w:r>
           </w:p>
         </w:tc>
@@ -3225,7 +3257,7 @@
           </w:tcPr>
           <w:p>
             <w:r>
-              <w:t>24.8</w:t>
+              <w:t>31.0</w:t>
             </w:r>
           </w:p>
         </w:tc>
@@ -3235,7 +3267,7 @@
           </w:tcPr>
           <w:p>
             <w:r>
-              <w:t>Tmarg</w:t>
+              <w:t>T3req</w:t>
             </w:r>
           </w:p>
         </w:tc>
@@ -3247,7 +3279,7 @@
           </w:tcPr>
           <w:p>
             <w:r>
-              <w:t>Eph/ephrin family</w:t>
+              <w:t>Rice NBS-LRR</w:t>
             </w:r>
           </w:p>
         </w:tc>
@@ -3257,7 +3289,7 @@
           </w:tcPr>
           <w:p>
             <w:r>
-              <w:t>5.0</w:t>
+              <w:t>5.5</w:t>
             </w:r>
           </w:p>
         </w:tc>
@@ -3267,7 +3299,7 @@
           </w:tcPr>
           <w:p>
             <w:r>
-              <w:t>9300000.0</w:t>
+              <w:t>160000000.0</w:t>
             </w:r>
           </w:p>
         </w:tc>
@@ -3277,7 +3309,7 @@
           </w:tcPr>
           <w:p>
             <w:r>
-              <w:t>24.8</w:t>
+              <w:t>31.0</w:t>
             </w:r>
           </w:p>
         </w:tc>
@@ -3287,7 +3319,7 @@
           </w:tcPr>
           <w:p>
             <w:r>
-              <w:t>Tmarg</w:t>
+              <w:t>T3req</w:t>
             </w:r>
           </w:p>
         </w:tc>
@@ -3299,7 +3331,7 @@
           </w:tcPr>
           <w:p>
             <w:r>
-              <w:t>Musical composition forms</w:t>
+              <w:t>Brain cortical hierarchy (GENE-FAMILY BASIS)</w:t>
             </w:r>
           </w:p>
         </w:tc>
@@ -3309,7 +3341,7 @@
           </w:tcPr>
           <w:p>
             <w:r>
-              <w:t>5.5</w:t>
+              <w:t>6.0</w:t>
             </w:r>
           </w:p>
         </w:tc>
@@ -3319,7 +3351,7 @@
           </w:tcPr>
           <w:p>
             <w:r>
-              <w:t>100000000.0</w:t>
+              <w:t>1000000000.0</w:t>
             </w:r>
           </w:p>
         </w:tc>
@@ -3329,7 +3361,7 @@
           </w:tcPr>
           <w:p>
             <w:r>
-              <w:t>28.5</w:t>
+              <w:t>31.6</w:t>
             </w:r>
           </w:p>
         </w:tc>
@@ -3339,7 +3371,7 @@
           </w:tcPr>
           <w:p>
             <w:r>
-              <w:t>Tmarg_cultural</w:t>
+              <w:t>T3req_bio</w:t>
             </w:r>
           </w:p>
         </w:tc>
@@ -3351,7 +3383,7 @@
           </w:tcPr>
           <w:p>
             <w:r>
-              <w:t>O. sativa</w:t>
+              <w:t>Hox clusters</w:t>
             </w:r>
           </w:p>
         </w:tc>
@@ -3371,7 +3403,7 @@
           </w:tcPr>
           <w:p>
             <w:r>
-              <w:t>160000000.0</w:t>
+              <w:t>9290000.0</w:t>
             </w:r>
           </w:p>
         </w:tc>
@@ -3381,7 +3413,7 @@
           </w:tcPr>
           <w:p>
             <w:r>
-              <w:t>31.0</w:t>
+              <w:t>35.4</w:t>
             </w:r>
           </w:p>
         </w:tc>
@@ -3391,7 +3423,7 @@
           </w:tcPr>
           <w:p>
             <w:r>
-              <w:t>T3req</w:t>
+              <w:t>Tmarg</w:t>
             </w:r>
           </w:p>
         </w:tc>
@@ -3403,7 +3435,7 @@
           </w:tcPr>
           <w:p>
             <w:r>
-              <w:t>Brain cortical hierarchy (GENE-FAMILY BASIS)</w:t>
+              <w:t>bHLH TFs</w:t>
             </w:r>
           </w:p>
         </w:tc>
@@ -3413,7 +3445,7 @@
           </w:tcPr>
           <w:p>
             <w:r>
-              <w:t>6.0</w:t>
+              <w:t>5.5</w:t>
             </w:r>
           </w:p>
         </w:tc>
@@ -3423,7 +3455,7 @@
           </w:tcPr>
           <w:p>
             <w:r>
-              <w:t>1000000000.0</w:t>
+              <w:t>9290000.0</w:t>
             </w:r>
           </w:p>
         </w:tc>
@@ -3433,7 +3465,7 @@
           </w:tcPr>
           <w:p>
             <w:r>
-              <w:t>31.6</w:t>
+              <w:t>35.4</w:t>
             </w:r>
           </w:p>
         </w:tc>
@@ -3443,7 +3475,7 @@
           </w:tcPr>
           <w:p>
             <w:r>
-              <w:t>T3req_bio</w:t>
+              <w:t>Tmarg</w:t>
             </w:r>
           </w:p>
         </w:tc>
@@ -3963,7 +3995,7 @@
           </w:tcPr>
           <w:p>
             <w:r>
-              <w:t>T2ok</w:t>
+              <w:t>Tmarg</w:t>
             </w:r>
           </w:p>
         </w:tc>
@@ -4708,7 +4740,7 @@
           </w:tcPr>
           <w:p>
             <w:r>
-              <w:t>24</w:t>
+              <w:t>25</w:t>
             </w:r>
           </w:p>
         </w:tc>
@@ -4758,7 +4790,7 @@
           </w:tcPr>
           <w:p>
             <w:r>
-              <w:t>24</w:t>
+              <w:t>25</w:t>
             </w:r>
           </w:p>
         </w:tc>
@@ -4778,7 +4810,7 @@
           </w:tcPr>
           <w:p>
             <w:r>
-              <w:t>1.68e-06</w:t>
+              <w:t>1.36e-06</w:t>
             </w:r>
           </w:p>
         </w:tc>
@@ -4788,7 +4820,7 @@
           </w:tcPr>
           <w:p>
             <w:r>
-              <w:t>p = 1.68e-06; NOT &lt; 1e-6</w:t>
+              <w:t>p = 1.36e-06; NOT &lt; 1e-6</w:t>
             </w:r>
           </w:p>
         </w:tc>
@@ -4860,7 +4892,7 @@
       <w:r>
         <w:drawing>
           <wp:inline xmlns:a="http://schemas.openxmlformats.org/drawingml/2006/main" xmlns:pic="http://schemas.openxmlformats.org/drawingml/2006/picture">
-            <wp:extent cx="5029200" cy="1048429"/>
+            <wp:extent cx="5029200" cy="2006174"/>
             <wp:docPr id="2" name="Picture 2"/>
             <wp:cNvGraphicFramePr>
               <a:graphicFrameLocks noChangeAspect="1"/>
@@ -4881,7 +4913,7 @@
                   <pic:spPr>
                     <a:xfrm>
                       <a:off x="0" y="0"/>
-                      <a:ext cx="5029200" cy="1048429"/>
+                      <a:ext cx="5029200" cy="2006174"/>
                     </a:xfrm>
                     <a:prstGeom prst="rect"/>
                   </pic:spPr>
@@ -4905,7 +4937,7 @@
       <w:r>
         <w:drawing>
           <wp:inline xmlns:a="http://schemas.openxmlformats.org/drawingml/2006/main" xmlns:pic="http://schemas.openxmlformats.org/drawingml/2006/picture">
-            <wp:extent cx="5029200" cy="3544030"/>
+            <wp:extent cx="5029200" cy="3334303"/>
             <wp:docPr id="3" name="Picture 3"/>
             <wp:cNvGraphicFramePr>
               <a:graphicFrameLocks noChangeAspect="1"/>
@@ -4926,7 +4958,7 @@
                   <pic:spPr>
                     <a:xfrm>
                       <a:off x="0" y="0"/>
-                      <a:ext cx="5029200" cy="3544030"/>
+                      <a:ext cx="5029200" cy="3334303"/>
                     </a:xfrm>
                     <a:prstGeom prst="rect"/>
                   </pic:spPr>
@@ -4950,7 +4982,7 @@
       <w:r>
         <w:drawing>
           <wp:inline xmlns:a="http://schemas.openxmlformats.org/drawingml/2006/main" xmlns:pic="http://schemas.openxmlformats.org/drawingml/2006/picture">
-            <wp:extent cx="5029200" cy="4006123"/>
+            <wp:extent cx="5029200" cy="3592998"/>
             <wp:docPr id="4" name="Picture 4"/>
             <wp:cNvGraphicFramePr>
               <a:graphicFrameLocks noChangeAspect="1"/>
@@ -4971,7 +5003,7 @@
                   <pic:spPr>
                     <a:xfrm>
                       <a:off x="0" y="0"/>
-                      <a:ext cx="5029200" cy="4006123"/>
+                      <a:ext cx="5029200" cy="3592998"/>
                     </a:xfrm>
                     <a:prstGeom prst="rect"/>
                   </pic:spPr>
@@ -5085,7 +5117,7 @@
       <w:r>
         <w:drawing>
           <wp:inline xmlns:a="http://schemas.openxmlformats.org/drawingml/2006/main" xmlns:pic="http://schemas.openxmlformats.org/drawingml/2006/picture">
-            <wp:extent cx="5029200" cy="3763594"/>
+            <wp:extent cx="5029200" cy="3983465"/>
             <wp:docPr id="7" name="Picture 7"/>
             <wp:cNvGraphicFramePr>
               <a:graphicFrameLocks noChangeAspect="1"/>
@@ -5106,7 +5138,7 @@
                   <pic:spPr>
                     <a:xfrm>
                       <a:off x="0" y="0"/>
-                      <a:ext cx="5029200" cy="3763594"/>
+                      <a:ext cx="5029200" cy="3983465"/>
                     </a:xfrm>
                     <a:prstGeom prst="rect"/>
                   </pic:spPr>
@@ -5130,7 +5162,7 @@
       <w:r>
         <w:drawing>
           <wp:inline xmlns:a="http://schemas.openxmlformats.org/drawingml/2006/main" xmlns:pic="http://schemas.openxmlformats.org/drawingml/2006/picture">
-            <wp:extent cx="5029200" cy="5200558"/>
+            <wp:extent cx="5029200" cy="5013831"/>
             <wp:docPr id="8" name="Picture 8"/>
             <wp:cNvGraphicFramePr>
               <a:graphicFrameLocks noChangeAspect="1"/>
@@ -5151,7 +5183,7 @@
                   <pic:spPr>
                     <a:xfrm>
                       <a:off x="0" y="0"/>
-                      <a:ext cx="5029200" cy="5200558"/>
+                      <a:ext cx="5029200" cy="5013831"/>
                     </a:xfrm>
                     <a:prstGeom prst="rect"/>
                   </pic:spPr>
